--- a/測試數據作圖產生器_使用說明書_重點截圖版.docx
+++ b/測試數據作圖產生器_使用說明書_重點截圖版.docx
@@ -428,7 +428,7 @@
         <w:drawing>
           <wp:inline xmlns:a="http://schemas.openxmlformats.org/drawingml/2006/main" xmlns:pic="http://schemas.openxmlformats.org/drawingml/2006/picture">
             <wp:extent cx="5669280" cy="4074795"/>
-            <wp:docPr id="19" name="Picture 19"/>
+            <wp:docPr id="24" name="Picture 24"/>
             <wp:cNvGraphicFramePr>
               <a:graphicFrameLocks noChangeAspect="1"/>
             </wp:cNvGraphicFramePr>
@@ -440,7 +440,7 @@
                     <pic:cNvPicPr/>
                   </pic:nvPicPr>
                   <pic:blipFill>
-                    <a:blip r:embed="rId27"/>
+                    <a:blip r:embed="rId32"/>
                     <a:stretch>
                       <a:fillRect/>
                     </a:stretch>

--- a/測試數據作圖產生器_使用說明書_重點截圖版.docx
+++ b/測試數據作圖產生器_使用說明書_重點截圖版.docx
@@ -29,7 +29,7 @@
           <w:color w:val="666666"/>
           <w:sz w:val="20"/>
         </w:rPr>
-        <w:t>版本：v2.7（2026-10-15 更新）　|　檔案：測試數據作圖產生器.html</w:t>
+        <w:t>版本：v2.7（2026-10-15 更新）　|　淺色主題截圖版　|　檔案：測試數據作圖產生器.html</w:t>
       </w:r>
     </w:p>
     <w:p>
@@ -145,7 +145,7 @@
         <w:drawing>
           <wp:inline xmlns:a="http://schemas.openxmlformats.org/drawingml/2006/main" xmlns:pic="http://schemas.openxmlformats.org/drawingml/2006/picture">
             <wp:extent cx="5669280" cy="2872435"/>
-            <wp:docPr id="22" name="Picture 22"/>
+            <wp:docPr id="36" name="Picture 36"/>
             <wp:cNvGraphicFramePr>
               <a:graphicFrameLocks noChangeAspect="1"/>
             </wp:cNvGraphicFramePr>
@@ -153,11 +153,11 @@
               <a:graphicData uri="http://schemas.openxmlformats.org/drawingml/2006/picture">
                 <pic:pic>
                   <pic:nvPicPr>
-                    <pic:cNvPr id="0" name="s17_initial.png"/>
+                    <pic:cNvPr id="0" name="lt01_initial.png"/>
                     <pic:cNvPicPr/>
                   </pic:nvPicPr>
                   <pic:blipFill>
-                    <a:blip r:embed="rId30"/>
+                    <a:blip r:embed="rId43"/>
                     <a:stretch>
                       <a:fillRect/>
                     </a:stretch>
@@ -275,7 +275,7 @@
         <w:drawing>
           <wp:inline xmlns:a="http://schemas.openxmlformats.org/drawingml/2006/main" xmlns:pic="http://schemas.openxmlformats.org/drawingml/2006/picture">
             <wp:extent cx="5669280" cy="4074795"/>
-            <wp:docPr id="21" name="Picture 21"/>
+            <wp:docPr id="35" name="Picture 35"/>
             <wp:cNvGraphicFramePr>
               <a:graphicFrameLocks noChangeAspect="1"/>
             </wp:cNvGraphicFramePr>
@@ -283,11 +283,11 @@
               <a:graphicData uri="http://schemas.openxmlformats.org/drawingml/2006/picture">
                 <pic:pic>
                   <pic:nvPicPr>
-                    <pic:cNvPr id="0" name="s01_colpanel.png"/>
+                    <pic:cNvPr id="0" name="lt02_colpanel.png"/>
                     <pic:cNvPicPr/>
                   </pic:nvPicPr>
                   <pic:blipFill>
-                    <a:blip r:embed="rId29"/>
+                    <a:blip r:embed="rId42"/>
                     <a:stretch>
                       <a:fillRect/>
                     </a:stretch>
@@ -359,7 +359,7 @@
         <w:drawing>
           <wp:inline xmlns:a="http://schemas.openxmlformats.org/drawingml/2006/main" xmlns:pic="http://schemas.openxmlformats.org/drawingml/2006/picture">
             <wp:extent cx="5669280" cy="4074795"/>
-            <wp:docPr id="20" name="Picture 20"/>
+            <wp:docPr id="34" name="Picture 34"/>
             <wp:cNvGraphicFramePr>
               <a:graphicFrameLocks noChangeAspect="1"/>
             </wp:cNvGraphicFramePr>
@@ -367,11 +367,11 @@
               <a:graphicData uri="http://schemas.openxmlformats.org/drawingml/2006/picture">
                 <pic:pic>
                   <pic:nvPicPr>
-                    <pic:cNvPr id="0" name="s02_overview.png"/>
+                    <pic:cNvPr id="0" name="image.png"/>
                     <pic:cNvPicPr/>
                   </pic:nvPicPr>
                   <pic:blipFill>
-                    <a:blip r:embed="rId28"/>
+                    <a:blip r:embed="rId20"/>
                     <a:stretch>
                       <a:fillRect/>
                     </a:stretch>
@@ -428,7 +428,7 @@
         <w:drawing>
           <wp:inline xmlns:a="http://schemas.openxmlformats.org/drawingml/2006/main" xmlns:pic="http://schemas.openxmlformats.org/drawingml/2006/picture">
             <wp:extent cx="5669280" cy="4074795"/>
-            <wp:docPr id="24" name="Picture 24"/>
+            <wp:docPr id="33" name="Picture 33"/>
             <wp:cNvGraphicFramePr>
               <a:graphicFrameLocks noChangeAspect="1"/>
             </wp:cNvGraphicFramePr>
@@ -436,11 +436,11 @@
               <a:graphicData uri="http://schemas.openxmlformats.org/drawingml/2006/picture">
                 <pic:pic>
                   <pic:nvPicPr>
-                    <pic:cNvPr id="0" name="s13_indiv.png"/>
+                    <pic:cNvPr id="0" name="lt04_indiv.png"/>
                     <pic:cNvPicPr/>
                   </pic:nvPicPr>
                   <pic:blipFill>
-                    <a:blip r:embed="rId32"/>
+                    <a:blip r:embed="rId41"/>
                     <a:stretch>
                       <a:fillRect/>
                     </a:stretch>
@@ -601,7 +601,7 @@
         <w:drawing>
           <wp:inline xmlns:a="http://schemas.openxmlformats.org/drawingml/2006/main" xmlns:pic="http://schemas.openxmlformats.org/drawingml/2006/picture">
             <wp:extent cx="5669280" cy="3543300"/>
-            <wp:docPr id="18" name="Picture 18"/>
+            <wp:docPr id="32" name="Picture 32"/>
             <wp:cNvGraphicFramePr>
               <a:graphicFrameLocks noChangeAspect="1"/>
             </wp:cNvGraphicFramePr>
@@ -609,11 +609,11 @@
               <a:graphicData uri="http://schemas.openxmlformats.org/drawingml/2006/picture">
                 <pic:pic>
                   <pic:nvPicPr>
-                    <pic:cNvPr id="0" name="s14_axisrange.png"/>
+                    <pic:cNvPr id="0" name="lt05_axisrange.png"/>
                     <pic:cNvPicPr/>
                   </pic:nvPicPr>
                   <pic:blipFill>
-                    <a:blip r:embed="rId26"/>
+                    <a:blip r:embed="rId40"/>
                     <a:stretch>
                       <a:fillRect/>
                     </a:stretch>
@@ -714,8 +714,8 @@
       <w:r>
         <w:drawing>
           <wp:inline xmlns:a="http://schemas.openxmlformats.org/drawingml/2006/main" xmlns:pic="http://schemas.openxmlformats.org/drawingml/2006/picture">
-            <wp:extent cx="5669280" cy="4074795"/>
-            <wp:docPr id="17" name="Picture 17"/>
+            <wp:extent cx="5669280" cy="3720465"/>
+            <wp:docPr id="31" name="Picture 31"/>
             <wp:cNvGraphicFramePr>
               <a:graphicFrameLocks noChangeAspect="1"/>
             </wp:cNvGraphicFramePr>
@@ -723,11 +723,11 @@
               <a:graphicData uri="http://schemas.openxmlformats.org/drawingml/2006/picture">
                 <pic:pic>
                   <pic:nvPicPr>
-                    <pic:cNvPr id="0" name="s09_plotline.png"/>
+                    <pic:cNvPr id="0" name="lt06_slope.png"/>
                     <pic:cNvPicPr/>
                   </pic:nvPicPr>
                   <pic:blipFill>
-                    <a:blip r:embed="rId25"/>
+                    <a:blip r:embed="rId39"/>
                     <a:stretch>
                       <a:fillRect/>
                     </a:stretch>
@@ -735,7 +735,7 @@
                   <pic:spPr>
                     <a:xfrm>
                       <a:off x="0" y="0"/>
-                      <a:ext cx="5669280" cy="4074795"/>
+                      <a:ext cx="5669280" cy="3720465"/>
                     </a:xfrm>
                     <a:prstGeom prst="rect"/>
                   </pic:spPr>
@@ -902,8 +902,8 @@
       <w:r>
         <w:drawing>
           <wp:inline xmlns:a="http://schemas.openxmlformats.org/drawingml/2006/main" xmlns:pic="http://schemas.openxmlformats.org/drawingml/2006/picture">
-            <wp:extent cx="5669280" cy="3897630"/>
-            <wp:docPr id="16" name="Picture 16"/>
+            <wp:extent cx="5669280" cy="3720465"/>
+            <wp:docPr id="30" name="Picture 30"/>
             <wp:cNvGraphicFramePr>
               <a:graphicFrameLocks noChangeAspect="1"/>
             </wp:cNvGraphicFramePr>
@@ -911,11 +911,11 @@
               <a:graphicData uri="http://schemas.openxmlformats.org/drawingml/2006/picture">
                 <pic:pic>
                   <pic:nvPicPr>
-                    <pic:cNvPr id="0" name="s15_multicols.png"/>
+                    <pic:cNvPr id="0" name="lt07_yrange.png"/>
                     <pic:cNvPicPr/>
                   </pic:nvPicPr>
                   <pic:blipFill>
-                    <a:blip r:embed="rId24"/>
+                    <a:blip r:embed="rId38"/>
                     <a:stretch>
                       <a:fillRect/>
                     </a:stretch>
@@ -923,7 +923,7 @@
                   <pic:spPr>
                     <a:xfrm>
                       <a:off x="0" y="0"/>
-                      <a:ext cx="5669280" cy="3897630"/>
+                      <a:ext cx="5669280" cy="3720465"/>
                     </a:xfrm>
                     <a:prstGeom prst="rect"/>
                   </pic:spPr>
@@ -957,8 +957,8 @@
       <w:r>
         <w:drawing>
           <wp:inline xmlns:a="http://schemas.openxmlformats.org/drawingml/2006/main" xmlns:pic="http://schemas.openxmlformats.org/drawingml/2006/picture">
-            <wp:extent cx="5669280" cy="4074795"/>
-            <wp:docPr id="15" name="Picture 15"/>
+            <wp:extent cx="5669280" cy="3720465"/>
+            <wp:docPr id="29" name="Picture 29"/>
             <wp:cNvGraphicFramePr>
               <a:graphicFrameLocks noChangeAspect="1"/>
             </wp:cNvGraphicFramePr>
@@ -966,11 +966,11 @@
               <a:graphicData uri="http://schemas.openxmlformats.org/drawingml/2006/picture">
                 <pic:pic>
                   <pic:nvPicPr>
-                    <pic:cNvPr id="0" name="s16_multichart.png"/>
+                    <pic:cNvPr id="0" name="lt08_diff.png"/>
                     <pic:cNvPicPr/>
                   </pic:nvPicPr>
                   <pic:blipFill>
-                    <a:blip r:embed="rId23"/>
+                    <a:blip r:embed="rId37"/>
                     <a:stretch>
                       <a:fillRect/>
                     </a:stretch>
@@ -978,7 +978,7 @@
                   <pic:spPr>
                     <a:xfrm>
                       <a:off x="0" y="0"/>
-                      <a:ext cx="5669280" cy="4074795"/>
+                      <a:ext cx="5669280" cy="3720465"/>
                     </a:xfrm>
                     <a:prstGeom prst="rect"/>
                   </pic:spPr>
@@ -1042,7 +1042,7 @@
         <w:drawing>
           <wp:inline xmlns:a="http://schemas.openxmlformats.org/drawingml/2006/main" xmlns:pic="http://schemas.openxmlformats.org/drawingml/2006/picture">
             <wp:extent cx="5669280" cy="4074795"/>
-            <wp:docPr id="14" name="Picture 14"/>
+            <wp:docPr id="28" name="Picture 28"/>
             <wp:cNvGraphicFramePr>
               <a:graphicFrameLocks noChangeAspect="1"/>
             </wp:cNvGraphicFramePr>
@@ -1050,11 +1050,11 @@
               <a:graphicData uri="http://schemas.openxmlformats.org/drawingml/2006/picture">
                 <pic:pic>
                   <pic:nvPicPr>
-                    <pic:cNvPr id="0" name="s10_iv.png"/>
+                    <pic:cNvPr id="0" name="lt09_plotline.png"/>
                     <pic:cNvPicPr/>
                   </pic:nvPicPr>
                   <pic:blipFill>
-                    <a:blip r:embed="rId22"/>
+                    <a:blip r:embed="rId36"/>
                     <a:stretch>
                       <a:fillRect/>
                     </a:stretch>
@@ -1110,8 +1110,8 @@
       <w:r>
         <w:drawing>
           <wp:inline xmlns:a="http://schemas.openxmlformats.org/drawingml/2006/main" xmlns:pic="http://schemas.openxmlformats.org/drawingml/2006/picture">
-            <wp:extent cx="5669280" cy="4074795"/>
-            <wp:docPr id="13" name="Picture 13"/>
+            <wp:extent cx="5669280" cy="3897630"/>
+            <wp:docPr id="27" name="Picture 27"/>
             <wp:cNvGraphicFramePr>
               <a:graphicFrameLocks noChangeAspect="1"/>
             </wp:cNvGraphicFramePr>
@@ -1119,11 +1119,11 @@
               <a:graphicData uri="http://schemas.openxmlformats.org/drawingml/2006/picture">
                 <pic:pic>
                   <pic:nvPicPr>
-                    <pic:cNvPr id="0" name="s11_ivplotline.png"/>
+                    <pic:cNvPr id="0" name="lt10_multicols.png"/>
                     <pic:cNvPicPr/>
                   </pic:nvPicPr>
                   <pic:blipFill>
-                    <a:blip r:embed="rId21"/>
+                    <a:blip r:embed="rId35"/>
                     <a:stretch>
                       <a:fillRect/>
                     </a:stretch>
@@ -1131,7 +1131,7 @@
                   <pic:spPr>
                     <a:xfrm>
                       <a:off x="0" y="0"/>
-                      <a:ext cx="5669280" cy="4074795"/>
+                      <a:ext cx="5669280" cy="3897630"/>
                     </a:xfrm>
                     <a:prstGeom prst="rect"/>
                   </pic:spPr>
@@ -1304,7 +1304,7 @@
         <w:drawing>
           <wp:inline xmlns:a="http://schemas.openxmlformats.org/drawingml/2006/main" xmlns:pic="http://schemas.openxmlformats.org/drawingml/2006/picture">
             <wp:extent cx="5669280" cy="4074795"/>
-            <wp:docPr id="12" name="Picture 12"/>
+            <wp:docPr id="26" name="Picture 26"/>
             <wp:cNvGraphicFramePr>
               <a:graphicFrameLocks noChangeAspect="1"/>
             </wp:cNvGraphicFramePr>
@@ -1312,11 +1312,11 @@
               <a:graphicData uri="http://schemas.openxmlformats.org/drawingml/2006/picture">
                 <pic:pic>
                   <pic:nvPicPr>
-                    <pic:cNvPr id="0" name="s08_light.png"/>
+                    <pic:cNvPr id="0" name="lt11_multichart.png"/>
                     <pic:cNvPicPr/>
                   </pic:nvPicPr>
                   <pic:blipFill>
-                    <a:blip r:embed="rId20"/>
+                    <a:blip r:embed="rId34"/>
                     <a:stretch>
                       <a:fillRect/>
                     </a:stretch>
@@ -1347,7 +1347,7 @@
           <w:color w:val="555555"/>
           <w:sz w:val="18"/>
         </w:rPr>
-        <w:t>圖 11　淺色版面。</w:t>
+        <w:t>圖 11　深色版面（左上角可一鍵切換回深色）。</w:t>
       </w:r>
     </w:p>
     <w:p>
@@ -1858,8 +1858,8 @@
       <w:r>
         <w:drawing>
           <wp:inline xmlns:a="http://schemas.openxmlformats.org/drawingml/2006/main" xmlns:pic="http://schemas.openxmlformats.org/drawingml/2006/picture">
-            <wp:extent cx="5652000" cy="1733280"/>
-            <wp:docPr id="23" name="Picture 23"/>
+            <wp:extent cx="5652000" cy="4062375"/>
+            <wp:docPr id="25" name="Picture 25"/>
             <wp:cNvGraphicFramePr>
               <a:graphicFrameLocks noChangeAspect="1"/>
             </wp:cNvGraphicFramePr>
@@ -1867,11 +1867,11 @@
               <a:graphicData uri="http://schemas.openxmlformats.org/drawingml/2006/picture">
                 <pic:pic>
                   <pic:nvPicPr>
-                    <pic:cNvPr id="0" name="s12_download.png"/>
+                    <pic:cNvPr id="0" name="lt12_iv.png"/>
                     <pic:cNvPicPr/>
                   </pic:nvPicPr>
                   <pic:blipFill>
-                    <a:blip r:embed="rId31"/>
+                    <a:blip r:embed="rId33"/>
                     <a:stretch>
                       <a:fillRect/>
                     </a:stretch>
@@ -1879,7 +1879,7 @@
                   <pic:spPr>
                     <a:xfrm>
                       <a:off x="0" y="0"/>
-                      <a:ext cx="5652000" cy="1733280"/>
+                      <a:ext cx="5652000" cy="4062375"/>
                     </a:xfrm>
                     <a:prstGeom prst="rect"/>
                   </pic:spPr>

--- a/測試數據作圖產生器_使用說明書_重點截圖版.docx
+++ b/測試數據作圖產生器_使用說明書_重點截圖版.docx
@@ -249,6 +249,61 @@
           <w:sz w:val="22"/>
         </w:rPr>
         <w:t>• 系統自動分析欄位並顯示勾選清單（預設全選），勾選要繪圖的欄位</w:t>
+      </w:r>
+    </w:p>
+    <w:p>
+      <w:pPr>
+        <w:pStyle w:val="ListParagraph"/>
+      </w:pPr>
+      <w:r>
+        <w:rPr>
+          <w:sz w:val="21"/>
+        </w:rPr>
+        <w:t>• 檔案可**累積加入**：按一次按鈕選 1 個檔案出圖後，再按一次選其他檔案，會直接加到畫面上，不會取代先前已載入的檔案（一次最多 6 個）</w:t>
+      </w:r>
+    </w:p>
+    <w:p>
+      <w:pPr>
+        <w:pStyle w:val="ListParagraph"/>
+      </w:pPr>
+      <w:r>
+        <w:rPr>
+          <w:sz w:val="21"/>
+        </w:rPr>
+        <w:t>• 畫面上方會列出已載入的檔案，每個檔案右邊的「✕」可單獨移除，右側「🗑️ 清除全部」可一次清空</w:t>
+      </w:r>
+    </w:p>
+    <w:p>
+      <w:pPr>
+        <w:pStyle w:val="ListParagraph"/>
+      </w:pPr>
+      <w:r>
+        <w:rPr>
+          <w:sz w:val="21"/>
+        </w:rPr>
+        <w:t>• 重複加入同一個檔案會自動略過並提示</w:t>
+      </w:r>
+    </w:p>
+    <w:p>
+      <w:pPr>
+        <w:pStyle w:val="ListParagraph"/>
+      </w:pPr>
+      <w:r>
+        <w:rPr>
+          <w:sz w:val="21"/>
+        </w:rPr>
+        <w:t>• 只有 1 個檔案時顯示單檔流程（疊圖＋個別圖）；第 2 個檔案加入後自動切換為多檔疊圖比較</w:t>
+      </w:r>
+    </w:p>
+    <w:p>
+      <w:pPr>
+        <w:pStyle w:val="ListParagraph"/>
+      </w:pPr>
+      <w:r>
+        <w:rPr>
+          <w:sz w:val="21"/>
+        </w:rPr>
+        <w:t>• 欄位勾選會被記住：重新出現面板時，上次勾的欄位已自動勾回</w:t>
       </w:r>
     </w:p>
     <w:p>

--- a/測試數據作圖產生器_使用說明書_重點截圖版.docx
+++ b/測試數據作圖產生器_使用說明書_重點截圖版.docx
@@ -1209,7 +1209,7 @@
           <w:color w:val="555555"/>
           <w:sz w:val="18"/>
         </w:rPr>
-        <w:t>圖 10　IV Plotline：依電流排序，「前-後(V)／前-後(mV)」為兩條曲線的電壓差，欄位標題顏色對應圖上曲線（v2.7）。</w:t>
+        <w:t>圖 10　IV Plotline：依電流排序，差異欄標題顯示實際配對（雙擊可改選），欄位標題顏色對應圖上曲線（v2.7）。</w:t>
       </w:r>
     </w:p>
     <w:p>
@@ -1217,7 +1217,7 @@
         <w:rPr>
           <w:sz w:val="21"/>
         </w:rPr>
-        <w:t>序號 | I (A)   | 55度IV | 55度IV_850g | 前-後(V) | 前-後(mV) | P (W)</w:t>
+        <w:t>序號 | I (A)   | 55度IV | 55度IV_850g | 55度IV-55度IV_850g(V) | 55度IV-55度IV_850g(mV) | P (W)</w:t>
       </w:r>
     </w:p>
     <w:p>
@@ -1234,6 +1234,28 @@
           <w:sz w:val="21"/>
         </w:rPr>
         <w:t xml:space="preserve"> 01  | 42.4677 | 0.6405 | 0.6327      | 0.008    | 8         | 27.201</w:t>
+      </w:r>
+    </w:p>
+    <w:p>
+      <w:pPr>
+        <w:pStyle w:val="ListParagraph"/>
+      </w:pPr>
+      <w:r>
+        <w:rPr>
+          <w:sz w:val="21"/>
+        </w:rPr>
+        <w:t>• 【自選配對】雙擊表格中的「…(V)」欄標題即可開啟選單，用兩個下拉選單挑「被減的」與「減去的」曲線，可任選兩條可見曲線相減，不再限定第一條減第二條。欄標題會直接顯示配對結果（例如 55度IV-55度IV_850g(V)），按「套用」後既有讀值紀錄會一併重算；按「自動」則回到前兩條可見曲線</w:t>
+      </w:r>
+    </w:p>
+    <w:p>
+      <w:pPr>
+        <w:pStyle w:val="ListParagraph"/>
+      </w:pPr>
+      <w:r>
+        <w:rPr>
+          <w:sz w:val="21"/>
+        </w:rPr>
+        <w:t>• 【拖曳換位】按住欄標題即可拖曳移動整欄（標題＋每一列數值），放下時插在目標欄左側（目標欄左緣會出現插入指示線）；序號欄固定不動。調整後的順序在重新點擊讀值後維持；以欄標籤記錄順序，圖例切換增減欄位時不會錯位</w:t>
       </w:r>
     </w:p>
     <w:p>

--- a/測試數據作圖產生器_使用說明書_重點截圖版.docx
+++ b/測試數據作圖產生器_使用說明書_重點截圖版.docx
@@ -769,7 +769,7 @@
       <w:r>
         <w:drawing>
           <wp:inline xmlns:a="http://schemas.openxmlformats.org/drawingml/2006/main" xmlns:pic="http://schemas.openxmlformats.org/drawingml/2006/picture">
-            <wp:extent cx="5669280" cy="3720465"/>
+            <wp:extent cx="5669280" cy="4429125"/>
             <wp:docPr id="31" name="Picture 31"/>
             <wp:cNvGraphicFramePr>
               <a:graphicFrameLocks noChangeAspect="1"/>
@@ -790,7 +790,7 @@
                   <pic:spPr>
                     <a:xfrm>
                       <a:off x="0" y="0"/>
-                      <a:ext cx="5669280" cy="3720465"/>
+                      <a:ext cx="5669280" cy="4429125"/>
                     </a:xfrm>
                     <a:prstGeom prst="rect"/>
                   </pic:spPr>
@@ -957,7 +957,7 @@
       <w:r>
         <w:drawing>
           <wp:inline xmlns:a="http://schemas.openxmlformats.org/drawingml/2006/main" xmlns:pic="http://schemas.openxmlformats.org/drawingml/2006/picture">
-            <wp:extent cx="5669280" cy="3720465"/>
+            <wp:extent cx="5669280" cy="3897630"/>
             <wp:docPr id="30" name="Picture 30"/>
             <wp:cNvGraphicFramePr>
               <a:graphicFrameLocks noChangeAspect="1"/>
@@ -978,7 +978,7 @@
                   <pic:spPr>
                     <a:xfrm>
                       <a:off x="0" y="0"/>
-                      <a:ext cx="5669280" cy="3720465"/>
+                      <a:ext cx="5669280" cy="3897630"/>
                     </a:xfrm>
                     <a:prstGeom prst="rect"/>
                   </pic:spPr>
@@ -1012,7 +1012,7 @@
       <w:r>
         <w:drawing>
           <wp:inline xmlns:a="http://schemas.openxmlformats.org/drawingml/2006/main" xmlns:pic="http://schemas.openxmlformats.org/drawingml/2006/picture">
-            <wp:extent cx="5669280" cy="3720465"/>
+            <wp:extent cx="5669280" cy="4074795"/>
             <wp:docPr id="29" name="Picture 29"/>
             <wp:cNvGraphicFramePr>
               <a:graphicFrameLocks noChangeAspect="1"/>
@@ -1033,7 +1033,7 @@
                   <pic:spPr>
                     <a:xfrm>
                       <a:off x="0" y="0"/>
-                      <a:ext cx="5669280" cy="3720465"/>
+                      <a:ext cx="5669280" cy="4074795"/>
                     </a:xfrm>
                     <a:prstGeom prst="rect"/>
                   </pic:spPr>
@@ -1165,7 +1165,7 @@
       <w:r>
         <w:drawing>
           <wp:inline xmlns:a="http://schemas.openxmlformats.org/drawingml/2006/main" xmlns:pic="http://schemas.openxmlformats.org/drawingml/2006/picture">
-            <wp:extent cx="5669280" cy="3897630"/>
+            <wp:extent cx="5669280" cy="4429125"/>
             <wp:docPr id="27" name="Picture 27"/>
             <wp:cNvGraphicFramePr>
               <a:graphicFrameLocks noChangeAspect="1"/>
@@ -1186,7 +1186,7 @@
                   <pic:spPr>
                     <a:xfrm>
                       <a:off x="0" y="0"/>
-                      <a:ext cx="5669280" cy="3897630"/>
+                      <a:ext cx="5669280" cy="4429125"/>
                     </a:xfrm>
                     <a:prstGeom prst="rect"/>
                   </pic:spPr>
@@ -1380,7 +1380,7 @@
       <w:r>
         <w:drawing>
           <wp:inline xmlns:a="http://schemas.openxmlformats.org/drawingml/2006/main" xmlns:pic="http://schemas.openxmlformats.org/drawingml/2006/picture">
-            <wp:extent cx="5669280" cy="4074795"/>
+            <wp:extent cx="5669280" cy="3897630"/>
             <wp:docPr id="26" name="Picture 26"/>
             <wp:cNvGraphicFramePr>
               <a:graphicFrameLocks noChangeAspect="1"/>
@@ -1401,7 +1401,7 @@
                   <pic:spPr>
                     <a:xfrm>
                       <a:off x="0" y="0"/>
-                      <a:ext cx="5669280" cy="4074795"/>
+                      <a:ext cx="5669280" cy="3897630"/>
                     </a:xfrm>
                     <a:prstGeom prst="rect"/>
                   </pic:spPr>
@@ -1935,7 +1935,7 @@
       <w:r>
         <w:drawing>
           <wp:inline xmlns:a="http://schemas.openxmlformats.org/drawingml/2006/main" xmlns:pic="http://schemas.openxmlformats.org/drawingml/2006/picture">
-            <wp:extent cx="5652000" cy="4062375"/>
+            <wp:extent cx="5652000" cy="1733280"/>
             <wp:docPr id="25" name="Picture 25"/>
             <wp:cNvGraphicFramePr>
               <a:graphicFrameLocks noChangeAspect="1"/>
@@ -1956,7 +1956,7 @@
                   <pic:spPr>
                     <a:xfrm>
                       <a:off x="0" y="0"/>
-                      <a:ext cx="5652000" cy="4062375"/>
+                      <a:ext cx="5652000" cy="1733280"/>
                     </a:xfrm>
                     <a:prstGeom prst="rect"/>
                   </pic:spPr>

--- a/測試數據作圖產生器_使用說明書_重點截圖版.docx
+++ b/測試數據作圖產生器_使用說明書_重點截圖版.docx
@@ -29,7 +29,7 @@
           <w:color w:val="666666"/>
           <w:sz w:val="20"/>
         </w:rPr>
-        <w:t>版本：v2.7（2026-10-15 更新）　|　淺色主題截圖版　|　檔案：測試數據作圖產生器.html</w:t>
+        <w:t>版本：v3.0（2026-10-20 更新）　|　淺色主題截圖版　|　檔案：測試數據作圖產生器.html</w:t>
       </w:r>
     </w:p>
     <w:p>
@@ -918,6 +918,36 @@
           <w:sz w:val="22"/>
         </w:rPr>
         <w:t>• Plotline 開啟期間會暫停拖曳縮放，避免讀值時誤觸</w:t>
+      </w:r>
+    </w:p>
+    <w:p>
+      <w:pPr>
+        <w:pStyle w:val="ListParagraph"/>
+        <w:spacing w:after="60" w:line="288" w:lineRule="auto"/>
+      </w:pPr>
+      <w:r>
+        <w:rPr>
+          <w:rFonts w:ascii="微軟正黑體" w:hAnsi="微軟正黑體" w:eastAsia="微軟正黑體"/>
+          <w:b w:val="0"/>
+          <w:color w:val="333333"/>
+          <w:sz w:val="22"/>
+        </w:rPr>
+        <w:t>• 左上角另有「☑ 十字準線」開關（預設開啟）：關閉後滑鼠在圖上移動不會繪製垂直追蹤線，也不會觸發重繪；載入數十萬列的大檔案時可明顯減少卡頓。再按一次即恢復。</w:t>
+      </w:r>
+    </w:p>
+    <w:p>
+      <w:pPr>
+        <w:pStyle w:val="ListParagraph"/>
+        <w:spacing w:after="60" w:line="288" w:lineRule="auto"/>
+      </w:pPr>
+      <w:r>
+        <w:rPr>
+          <w:rFonts w:ascii="微軟正黑體" w:hAnsi="微軟正黑體" w:eastAsia="微軟正黑體"/>
+          <w:b w:val="0"/>
+          <w:color w:val="333333"/>
+          <w:sz w:val="22"/>
+        </w:rPr>
+        <w:t xml:space="preserve">• 按鈕旁的「⏱ 取樣」可把資料依時間區間取平均（1 秒／1 分／10 分／30 分／1 小時），大幅減少畫面上的點數：40 萬點的檔案繪圖由約 11.8 秒縮短到 0.05 秒，十字準線與縮放也跟著變順。預設為「1 秒（原始資料）」，取樣中按鈕會亮起藍底。</w:t>
       </w:r>
     </w:p>
     <w:p>
@@ -1855,6 +1885,72 @@
           </w:p>
         </w:tc>
       </w:tr>
+      <w:tr>
+        <w:tc>
+          <w:tcPr>
+            <w:tcW w:type="dxa" w:w="4514"/>
+          </w:tcPr>
+          <w:p>
+            <w:r>
+              <w:t>v2.8</w:t>
+            </w:r>
+          </w:p>
+        </w:tc>
+        <w:tc>
+          <w:tcPr>
+            <w:tcW w:type="dxa" w:w="4514"/>
+          </w:tcPr>
+          <w:p>
+            <w:r>
+              <w:t>2026-10-16 讀值表格欄位拖曳全面改寫（pointer events、拖曳中真實改變順序、FLIP 讓位動畫、容器邊緣自動捲動）；讀值資料框高度放大 1.5 倍（260px → 390px）；三份說明書修正圖片與圖說錯位。</w:t>
+            </w:r>
+          </w:p>
+        </w:tc>
+      </w:tr>
+      <w:tr>
+        <w:tc>
+          <w:tcPr>
+            <w:tcW w:type="dxa" w:w="4514"/>
+          </w:tcPr>
+          <w:p>
+            <w:r>
+              <w:t>v2.9</w:t>
+            </w:r>
+          </w:p>
+        </w:tc>
+        <w:tc>
+          <w:tcPr>
+            <w:tcW w:type="dxa" w:w="4514"/>
+          </w:tcPr>
+          <w:p>
+            <w:r>
+              <w:t>2026-10-20 新增「十字準線」開關，關閉後滑鼠移動不再觸發全圖重繪，改善大檔案（40 萬列）卡頓；X 軸時間刻度一律顯示到秒（MM/DD HH:mm:ss）。</w:t>
+            </w:r>
+          </w:p>
+        </w:tc>
+      </w:tr>
+      <w:tr>
+        <w:tc>
+          <w:tcPr>
+            <w:tcW w:type="dxa" w:w="4514"/>
+          </w:tcPr>
+          <w:p>
+            <w:r>
+              <w:t>v3.0</w:t>
+            </w:r>
+          </w:p>
+        </w:tc>
+        <w:tc>
+          <w:tcPr>
+            <w:tcW w:type="dxa" w:w="4514"/>
+          </w:tcPr>
+          <w:p>
+            <w:r>
+              <w:t>2026-10-20　兩階段解析載入超大檔（40 萬列 × 47 欄），只解析勾選欄位，峰值記憶體約由 1.4 GB 降至 0.64 GB；新增「⏱ 取樣」開關（1 秒／1 分／10 分／30 分／1 小時，每桶取平均），40 萬點繪圖由 11.8 秒降至 0.05 秒</w:t>
+            </w:r>
+          </w:p>
+        </w:tc>
+      </w:tr>
     </w:tbl>
     <w:p>
       <w:pPr>

--- a/測試數據作圖產生器_使用說明書_重點截圖版.docx
+++ b/測試數據作圖產生器_使用說明書_重點截圖版.docx
@@ -29,7 +29,7 @@
           <w:color w:val="666666"/>
           <w:sz w:val="20"/>
         </w:rPr>
-        <w:t>版本：v3.0（2026-10-20 更新）　|　淺色主題截圖版　|　檔案：測試數據作圖產生器.html</w:t>
+        <w:t>版本：v3.1（2026-10-20 更新）　|　淺色主題截圖版　|　檔案：測試數據作圖產生器.html</w:t>
       </w:r>
     </w:p>
     <w:p>
@@ -304,6 +304,17 @@
           <w:sz w:val="21"/>
         </w:rPr>
         <w:t>• 欄位勾選會被記住：重新出現面板時，上次勾的欄位已自動勾回</w:t>
+      </w:r>
+    </w:p>
+    <w:p>
+      <w:pPr>
+        <w:pStyle w:val="ListParagraph"/>
+      </w:pPr>
+      <w:r>
+        <w:rPr>
+          <w:sz w:val="21"/>
+        </w:rPr>
+        <w:t xml:space="preserve">• 想改已經畫好的欄位：直接點畫面上方的檔名（或檔名右側的 ⚙），勾選面板會重新跳出並勾回目前的欄位，增減後按「✓ 確認選擇」重畫；按「取消」則維持原圖不動。多檔疊圖時點任一檔名，重開的是多檔欄位聯集面板。</w:t>
       </w:r>
     </w:p>
     <w:p>
@@ -1951,6 +1962,28 @@
           </w:p>
         </w:tc>
       </w:tr>
+      <w:tr>
+        <w:tc>
+          <w:tcPr>
+            <w:tcW w:type="dxa" w:w="4514"/>
+          </w:tcPr>
+          <w:p>
+            <w:r>
+              <w:t>v3.1</w:t>
+            </w:r>
+          </w:p>
+        </w:tc>
+        <w:tc>
+          <w:tcPr>
+            <w:tcW w:type="dxa" w:w="4514"/>
+          </w:tcPr>
+          <w:p>
+            <w:r>
+              <w:t>2026-10-20　已選好檔案後，點畫面上方「已載入檔案」清單的檔名（或檔名右側 ⚙）即可重新叫出欄位勾選面板，勾回目前欄位後可增刪要畫的 label；按「✓ 確認選擇」重畫、按「取消」維持原圖。多檔疊圖同樣支援。</w:t>
+            </w:r>
+          </w:p>
+        </w:tc>
+      </w:tr>
     </w:tbl>
     <w:p>
       <w:pPr>

--- a/測試數據作圖產生器_使用說明書_重點截圖版.docx
+++ b/測試數據作圖產生器_使用說明書_重點截圖版.docx
@@ -29,7 +29,7 @@
           <w:color w:val="666666"/>
           <w:sz w:val="20"/>
         </w:rPr>
-        <w:t>版本：v3.1（2026-10-20 更新）　|　淺色主題截圖版　|　檔案：測試數據作圖產生器.html</w:t>
+        <w:t>版本：v3.3（2026-10-20 更新）　|　淺色主題截圖版　|　檔案：測試數據作圖產生器.html</w:t>
       </w:r>
     </w:p>
     <w:p>
@@ -304,6 +304,61 @@
           <w:sz w:val="21"/>
         </w:rPr>
         <w:t>• 欄位勾選會被記住：重新出現面板時，上次勾的欄位已自動勾回</w:t>
+      </w:r>
+    </w:p>
+    <w:p>
+      <w:pPr>
+        <w:pStyle w:val="ListParagraph"/>
+      </w:pPr>
+      <w:r>
+        <w:rPr>
+          <w:sz w:val="21"/>
+        </w:rPr>
+        <w:t xml:space="preserve">• 欄位會依名稱尾端的單位自動分組（NLPM／kPa／℃／LPM／A／V／W／%…），每組前方有一顆統一核選方塊：點一下可一次勾選或取消該單位的所有欄位，右側顯示「已選/總數」，只勾部分時方塊呈半選（藍色橫槓）。</w:t>
+      </w:r>
+    </w:p>
+    <w:p>
+      <w:pPr>
+        <w:pStyle w:val="ListParagraph"/>
+      </w:pPr>
+      <w:r>
+        <w:rPr>
+          <w:sz w:val="21"/>
+        </w:rPr>
+        <w:t xml:space="preserve">• 面板版面：群組標題獨佔一行，欄位在下方橫向自動換行，盡量填滿畫面寬度；群組順序為欄位多的排前面、少的排後面。</w:t>
+      </w:r>
+    </w:p>
+    <w:p>
+      <w:pPr>
+        <w:pStyle w:val="ListParagraph"/>
+      </w:pPr>
+      <w:r>
+        <w:rPr>
+          <w:sz w:val="21"/>
+        </w:rPr>
+        <w:t xml:space="preserve">• 群組排序規則：符號（℃、%…）→ 數字 → 字母 A→Z。例如「% → ℃ → A → kPa → LPM → NLPM → V → W」；同一類別內的欄位維持檔案原本順序。</w:t>
+      </w:r>
+    </w:p>
+    <w:p>
+      <w:pPr>
+        <w:pStyle w:val="ListParagraph"/>
+      </w:pPr>
+      <w:r>
+        <w:rPr>
+          <w:sz w:val="21"/>
+        </w:rPr>
+        <w:t xml:space="preserve">• 面板版面：同一個單位只有一個群組（℃ 一組、kPa 一組），群組順序依該單位第一次出現的位置；群組內的欄位維持檔案原本順序，並以「直行橫列」排列——先由上往下填滿一欄，該欄滿了才往右換下一欄，核選方塊整齊對正且文字不會被截斷。</w:t>
+      </w:r>
+    </w:p>
+    <w:p>
+      <w:pPr>
+        <w:pStyle w:val="ListParagraph"/>
+      </w:pPr>
+      <w:r>
+        <w:rPr>
+          <w:sz w:val="21"/>
+        </w:rPr>
+        <w:t xml:space="preserve">• 面板版面：欄位維持檔案原本順序（TT6603 → TT6604 → TT6605 → …），群組標題依欄位順序插入；欄位以等寬網格排列並填滿畫面寬度，所有核選方塊整齊對正，文字不會被截斷。</w:t>
       </w:r>
     </w:p>
     <w:p>
@@ -1984,6 +2039,50 @@
           </w:p>
         </w:tc>
       </w:tr>
+      <w:tr>
+        <w:tc>
+          <w:tcPr>
+            <w:tcW w:type="dxa" w:w="4514"/>
+          </w:tcPr>
+          <w:p>
+            <w:r>
+              <w:t>v3.2</w:t>
+            </w:r>
+          </w:p>
+        </w:tc>
+        <w:tc>
+          <w:tcPr>
+            <w:tcW w:type="dxa" w:w="4514"/>
+          </w:tcPr>
+          <w:p>
+            <w:r>
+              <w:t>2026-10-20　折線圖下方的「📈 全部斜率」改為對齊的表格（序號／欄位／斜率／截距／R²／資料點數），欄位名稱依圖例上色；個別圖的「📈 斜率」也改用同一張表格，不再擠成一行文字。</w:t>
+            </w:r>
+          </w:p>
+        </w:tc>
+      </w:tr>
+      <w:tr>
+        <w:tc>
+          <w:tcPr>
+            <w:tcW w:type="dxa" w:w="4514"/>
+          </w:tcPr>
+          <w:p>
+            <w:r>
+              <w:t>v3.3</w:t>
+            </w:r>
+          </w:p>
+        </w:tc>
+        <w:tc>
+          <w:tcPr>
+            <w:tcW w:type="dxa" w:w="4514"/>
+          </w:tcPr>
+          <w:p>
+            <w:r>
+              <w:t>2026-10-20　欄位勾選面板改為依名稱尾端單位分組（NLPM／kPa／℃／LPM…），每組前方新增統一核選方塊：點一下可一次勾選或取消該單位的所有欄位，群組右側顯示已選／總數，部分選取時方塊呈半選狀態。</w:t>
+            </w:r>
+          </w:p>
+        </w:tc>
+      </w:tr>
     </w:tbl>
     <w:p>
       <w:pPr>

--- a/測試數據作圖產生器_使用說明書_重點截圖版.docx
+++ b/測試數據作圖產生器_使用說明書_重點截圖版.docx
@@ -29,7 +29,7 @@
           <w:color w:val="666666"/>
           <w:sz w:val="20"/>
         </w:rPr>
-        <w:t>版本：v3.3（2026-10-20 更新）　|　淺色主題截圖版　|　檔案：測試數據作圖產生器.html</w:t>
+        <w:t>版本：v3.4（2026-10-20 更新）　|　淺色主題截圖版　|　檔案：測試數據作圖產生器.html</w:t>
       </w:r>
     </w:p>
     <w:p>
@@ -672,6 +672,21 @@
     </w:p>
     <w:p>
       <w:pPr>
+        <w:pStyle w:val="ListParagraph"/>
+        <w:spacing w:after="60" w:line="288" w:lineRule="auto"/>
+      </w:pPr>
+      <w:r>
+        <w:rPr>
+          <w:rFonts w:ascii="微軟正黑體" w:hAnsi="微軟正黑體" w:eastAsia="微軟正黑體"/>
+          <w:b w:val="0"/>
+          <w:color w:val="333333"/>
+          <w:sz w:val="22"/>
+        </w:rPr>
+        <w:t xml:space="preserve">• 刻度間隔：雙擊軸設定「刻度間隔」後，畫面上的間隔就是輸入的數值（例如 0.5 就每格 0.5，不會被自動跳格改成 1）。</w:t>
+      </w:r>
+    </w:p>
+    <w:p>
+      <w:pPr>
         <w:spacing w:after="80" w:before="0" w:line="300" w:lineRule="auto"/>
       </w:pPr>
       <w:r>
@@ -1182,6 +1197,48 @@
           <w:sz w:val="22"/>
         </w:rPr>
         <w:t>「⚡ 選擇IV曲線的CSV／TXT／FCD檔案」會把資料畫成 IV 曲線（X 軸電流、Y 軸電壓），最多 6 檔疊圖。</w:t>
+      </w:r>
+    </w:p>
+    <w:p>
+      <w:pPr>
+        <w:spacing w:after="120" w:before="0" w:line="300" w:lineRule="auto"/>
+      </w:pPr>
+      <w:r>
+        <w:rPr>
+          <w:rFonts w:ascii="微軟正黑體" w:hAnsi="微軟正黑體" w:eastAsia="微軟正黑體"/>
+          <w:b w:val="0"/>
+          <w:color w:val="333333"/>
+          <w:sz w:val="22"/>
+        </w:rPr>
+        <w:t xml:space="preserve">• 檔案格式：CSV／TXT／FCD／Excel（.xlsx）都可以，Excel 檔在瀏覽器內直接解析，不需安裝任何軟體；舊版 .xls 請先在 Excel 另存為 .xlsx。</w:t>
+      </w:r>
+    </w:p>
+    <w:p>
+      <w:pPr>
+        <w:spacing w:after="120" w:before="0" w:line="300" w:lineRule="auto"/>
+      </w:pPr>
+      <w:r>
+        <w:rPr>
+          <w:rFonts w:ascii="微軟正黑體" w:hAnsi="微軟正黑體" w:eastAsia="微軟正黑體"/>
+          <w:b w:val="0"/>
+          <w:color w:val="333333"/>
+          <w:sz w:val="22"/>
+        </w:rPr>
+        <w:t xml:space="preserve">• P (W) 來源：IV 選項列可選要用哪一條曲線計算功率，欄標會顯示來源曲線名稱（如「P (W) 55度IV」），切換後先前已讀出的紀錄會一併重算。</w:t>
+      </w:r>
+    </w:p>
+    <w:p>
+      <w:pPr>
+        <w:spacing w:after="120" w:before="0" w:line="300" w:lineRule="auto"/>
+      </w:pPr>
+      <w:r>
+        <w:rPr>
+          <w:rFonts w:ascii="微軟正黑體" w:hAnsi="微軟正黑體" w:eastAsia="微軟正黑體"/>
+          <w:b w:val="0"/>
+          <w:color w:val="333333"/>
+          <w:sz w:val="22"/>
+        </w:rPr>
+        <w:t xml:space="preserve">• 雙擊讀值表格的「P (W) …」欄標題，可直接跳出視窗挑選要用哪一條曲線計算功率。</w:t>
       </w:r>
     </w:p>
     <w:p>
@@ -2083,6 +2140,28 @@
           </w:p>
         </w:tc>
       </w:tr>
+      <w:tr>
+        <w:tc>
+          <w:tcPr>
+            <w:tcW w:type="dxa" w:w="4514"/>
+          </w:tcPr>
+          <w:p>
+            <w:r>
+              <w:t>v3.4</w:t>
+            </w:r>
+          </w:p>
+        </w:tc>
+        <w:tc>
+          <w:tcPr>
+            <w:tcW w:type="dxa" w:w="4514"/>
+          </w:tcPr>
+          <w:p>
+            <w:r>
+              <w:t>2026-10-20　IV 曲線新增支援 Excel（.xlsx）：直接在「選擇IV曲線的CSV／TXT／FCD／Excel檔案」選 .xlsx 即可，瀏覽器內直接解析（不需安裝軟體），解析結果與 CSV 版本一致；舊版 .xls 不支援，請另存為 .xlsx。　IV 讀值表格新增「P (W) 來源」下拉選單：可指定用哪一條 IV 曲線計算功率（原固定用第一條），欄標會顯示來源曲線名稱，切換後既有讀值紀錄會一併重算。　雙擊讀值表格的「P (W) …」欄標題也會跳出來源曲線選擇視窗。　修正：手動設定軸刻度間隔時不再被「自動跳格」改成兩倍（0.5 原本會被畫成 1），畫面上的間隔就是指定值。</w:t>
+            </w:r>
+          </w:p>
+        </w:tc>
+      </w:tr>
     </w:tbl>
     <w:p>
       <w:pPr>
